--- a/AORACRFlex.docx
+++ b/AORACRFlex.docx
@@ -4512,6 +4512,14 @@
         </w:drawing>
       </w:r>
     </w:p>
+    <w:p>
+      <w:pPr>
+        <w:pStyle w:val="BodyText"/>
+      </w:pPr>
+      <w:r>
+        <w:t xml:space="preserve">Ran a multinomial logistic model to assess differences in kneeling difficulty at 3months followup before vs after introduction of flex bearing</w:t>
+      </w:r>
+    </w:p>
     <w:tbl>
       <w:tblPr>
         <w:tblStyle w:val="Table"/>
@@ -4537,7 +4545,7 @@
               <w:pStyle w:val="ImageCaption"/>
             </w:pPr>
             <w:r>
-              <w:t xml:space="preserve">Table 3: ANCOVA: 3month KOOS scores adjusted for baseline</w:t>
+              <w:t xml:space="preserve">Table 3: ANCOVA: 6month KOOS scores adjusted for baseline</w:t>
             </w:r>
           </w:p>
           <w:tbl xmlns:w="http://schemas.openxmlformats.org/wordprocessingml/2006/main" xmlns:wp="http://schemas.openxmlformats.org/drawingml/2006/wordprocessingDrawing" xmlns:r="http://schemas.openxmlformats.org/officeDocument/2006/relationships" xmlns:w14="http://schemas.microsoft.com/office/word/2010/wordml">
@@ -5106,7 +5114,7 @@
             <w:r>
               <w:drawing>
                 <wp:inline>
-                  <wp:extent cx="4620126" cy="3696101"/>
+                  <wp:extent cx="5334000" cy="4667249"/>
                   <wp:effectExtent b="0" l="0" r="0" t="0"/>
                   <wp:docPr descr="" title="" id="45" name="Picture"/>
                   <a:graphic>
@@ -5127,7 +5135,7 @@
                         <pic:spPr bwMode="auto">
                           <a:xfrm>
                             <a:off x="0" y="0"/>
-                            <a:ext cx="4620126" cy="3696101"/>
+                            <a:ext cx="5334000" cy="4667249"/>
                           </a:xfrm>
                           <a:prstGeom prst="rect">
                             <a:avLst/>
@@ -5246,6 +5254,80 @@
         <w:t xml:space="preserve">converged</w:t>
       </w:r>
     </w:p>
+    <w:p>
+      <w:pPr>
+        <w:pStyle w:val="SourceCode"/>
+      </w:pPr>
+      <w:r>
+        <w:rPr>
+          <w:rStyle w:val="VerbatimChar"/>
+        </w:rPr>
+        <w:t xml:space="preserve"># weights:  20 (12 variable)</w:t>
+      </w:r>
+      <w:r>
+        <w:br/>
+      </w:r>
+      <w:r>
+        <w:rPr>
+          <w:rStyle w:val="VerbatimChar"/>
+        </w:rPr>
+        <w:t xml:space="preserve">initial  value 257.850751 </w:t>
+      </w:r>
+      <w:r>
+        <w:br/>
+      </w:r>
+      <w:r>
+        <w:rPr>
+          <w:rStyle w:val="VerbatimChar"/>
+        </w:rPr>
+        <w:t xml:space="preserve">iter  10 value 223.949410</w:t>
+      </w:r>
+      <w:r>
+        <w:br/>
+      </w:r>
+      <w:r>
+        <w:rPr>
+          <w:rStyle w:val="VerbatimChar"/>
+        </w:rPr>
+        <w:t xml:space="preserve">iter  20 value 221.821806</w:t>
+      </w:r>
+      <w:r>
+        <w:br/>
+      </w:r>
+      <w:r>
+        <w:rPr>
+          <w:rStyle w:val="VerbatimChar"/>
+        </w:rPr>
+        <w:t xml:space="preserve">iter  20 value 221.821806</w:t>
+      </w:r>
+      <w:r>
+        <w:br/>
+      </w:r>
+      <w:r>
+        <w:rPr>
+          <w:rStyle w:val="VerbatimChar"/>
+        </w:rPr>
+        <w:t xml:space="preserve">iter  20 value 221.821806</w:t>
+      </w:r>
+      <w:r>
+        <w:br/>
+      </w:r>
+      <w:r>
+        <w:rPr>
+          <w:rStyle w:val="VerbatimChar"/>
+        </w:rPr>
+        <w:t xml:space="preserve">final  value 221.821806 </w:t>
+      </w:r>
+      <w:r>
+        <w:br/>
+      </w:r>
+      <w:r>
+        <w:rPr>
+          <w:rStyle w:val="VerbatimChar"/>
+        </w:rPr>
+        <w:t xml:space="preserve">converged</w:t>
+      </w:r>
+    </w:p>
     <w:tbl>
       <w:tblPr>
         <w:tblStyle w:val="Table"/>
@@ -5260,7 +5342,7 @@
       <w:tr>
         <w:tc>
           <w:tcPr/>
-          <w:bookmarkStart w:id="51" w:name="fig-kneellog"/>
+          <w:bookmarkStart w:id="51" w:name="fig-model-kneeling"/>
           <w:p>
             <w:pPr>
               <w:pStyle w:val="Compact"/>
@@ -5276,7 +5358,7 @@
                     <a:graphicData uri="http://schemas.openxmlformats.org/drawingml/2006/picture">
                       <pic:pic>
                         <pic:nvPicPr>
-                          <pic:cNvPr descr="AORACRFlex_files/figure-docx/fig-kneellog-1.png" id="50" name="Picture"/>
+                          <pic:cNvPr descr="AORACRFlex_files/figure-docx/fig-model-kneeling-1.png" id="50" name="Picture"/>
                           <pic:cNvPicPr>
                             <a:picLocks noChangeArrowheads="1" noChangeAspect="1"/>
                           </pic:cNvPicPr>
@@ -5319,7 +5401,7 @@
               <w:pStyle w:val="ImageCaption"/>
             </w:pPr>
             <w:r>
-              <w:t xml:space="preserve">Figure 4: Adjusted odds ratios before vs after introduction of flex bearing</w:t>
+              <w:t xml:space="preserve">Figure 4: Adjusted differences in incidence of responses for kneeling difficulty at 3months between pre and post introduction of flex insert</w:t>
             </w:r>
           </w:p>
           <w:bookmarkEnd w:id="51"/>

--- a/AORACRFlex.docx
+++ b/AORACRFlex.docx
@@ -262,7 +262,7 @@
         <w:t xml:space="preserve"> </w:t>
       </w:r>
       <w:r>
-        <w:t xml:space="preserve">guidelines were generated for treatments enrolled into the Registry. Followup was set to eligibility at 3months followup.</w:t>
+        <w:t xml:space="preserve">guidelines were generated for treatments enrolled into the Registry. Followup was set to eligibility at 6months followup.</w:t>
       </w:r>
     </w:p>
     <w:p>
@@ -523,7 +523,7 @@
               <w:pStyle w:val="ImageCaption"/>
             </w:pPr>
             <w:r>
-              <w:t xml:space="preserve">Table 1: Summary of demographics comparing pre vs post flex introduction</w:t>
+              <w:t xml:space="preserve">Table 1: Summary of demographics comparing pre vs post cr introduction</w:t>
             </w:r>
           </w:p>
           <w:tbl xmlns:w="http://schemas.openxmlformats.org/wordprocessingml/2006/main" xmlns:wp="http://schemas.openxmlformats.org/drawingml/2006/wordprocessingDrawing" xmlns:r="http://schemas.openxmlformats.org/officeDocument/2006/relationships" xmlns:w14="http://schemas.microsoft.com/office/word/2010/wordml">
@@ -4456,7 +4456,7 @@
       </w:r>
     </w:p>
     <w:bookmarkEnd w:id="39"/>
-    <w:bookmarkStart w:id="57" w:name="patient-reported-outcomes"/>
+    <w:bookmarkStart w:id="64" w:name="patient-reported-outcomes"/>
     <w:p>
       <w:pPr>
         <w:pStyle w:val="Heading1"/>
@@ -4517,7 +4517,7 @@
         <w:pStyle w:val="BodyText"/>
       </w:pPr>
       <w:r>
-        <w:t xml:space="preserve">Ran a multinomial logistic model to assess differences in kneeling difficulty at 3months followup before vs after introduction of flex bearing</w:t>
+        <w:t xml:space="preserve">Ran a multinomial logistic model to assess differences in kneeling difficulty at 6months followup before vs after introduction of flex bearing</w:t>
       </w:r>
     </w:p>
     <w:tbl>
@@ -4776,55 +4776,55 @@
                       <w:rFonts w:ascii="Calibri" w:hAnsi="Calibri"/>
                       <w:sz w:val="20"/>
                     </w:rPr>
-                    <w:t xml:space="default">1.3</w:t>
-                  </w:r>
-                </w:p>
-              </w:tc>
-              <w:tc>
-                <w:tcPr>
-                  <w:tcBorders>
-                    <w:top w:val="single" w:space="0" w:color="D3D3D3"/>
-                    <w:bottom w:val="single" w:space="0" w:color="D3D3D3"/>
-                    <w:start w:val="single" w:space="0" w:color="D3D3D3"/>
-                    <w:end w:val="single" w:space="0" w:color="D3D3D3"/>
-                  </w:tcBorders>
-                </w:tcPr>
-                <w:p>
-                  <w:pPr>
-                    <w:spacing w:before="0" w:after="60"/>
-                    <w:keepNext/>
-                    <w:jc w:val="center"/>
-                  </w:pPr>
-                  <w:r>
-                    <w:rPr>
-                      <w:rFonts w:ascii="Calibri" w:hAnsi="Calibri"/>
-                      <w:sz w:val="20"/>
-                    </w:rPr>
-                    <w:t xml:space="default">-3.4, 5.9</w:t>
-                  </w:r>
-                </w:p>
-              </w:tc>
-              <w:tc>
-                <w:tcPr>
-                  <w:tcBorders>
-                    <w:top w:val="single" w:space="0" w:color="D3D3D3"/>
-                    <w:bottom w:val="single" w:space="0" w:color="D3D3D3"/>
-                    <w:start w:val="single" w:space="0" w:color="D3D3D3"/>
-                    <w:end w:val="single" w:space="0" w:color="D3D3D3"/>
-                  </w:tcBorders>
-                </w:tcPr>
-                <w:p>
-                  <w:pPr>
-                    <w:spacing w:before="0" w:after="60"/>
-                    <w:keepNext/>
-                    <w:jc w:val="center"/>
-                  </w:pPr>
-                  <w:r>
-                    <w:rPr>
-                      <w:rFonts w:ascii="Calibri" w:hAnsi="Calibri"/>
-                      <w:sz w:val="20"/>
-                    </w:rPr>
-                    <w:t xml:space="default">0.6</w:t>
+                    <w:t xml:space="default">3.0</w:t>
+                  </w:r>
+                </w:p>
+              </w:tc>
+              <w:tc>
+                <w:tcPr>
+                  <w:tcBorders>
+                    <w:top w:val="single" w:space="0" w:color="D3D3D3"/>
+                    <w:bottom w:val="single" w:space="0" w:color="D3D3D3"/>
+                    <w:start w:val="single" w:space="0" w:color="D3D3D3"/>
+                    <w:end w:val="single" w:space="0" w:color="D3D3D3"/>
+                  </w:tcBorders>
+                </w:tcPr>
+                <w:p>
+                  <w:pPr>
+                    <w:spacing w:before="0" w:after="60"/>
+                    <w:keepNext/>
+                    <w:jc w:val="center"/>
+                  </w:pPr>
+                  <w:r>
+                    <w:rPr>
+                      <w:rFonts w:ascii="Calibri" w:hAnsi="Calibri"/>
+                      <w:sz w:val="20"/>
+                    </w:rPr>
+                    <w:t xml:space="default">-1.5, 7.4</w:t>
+                  </w:r>
+                </w:p>
+              </w:tc>
+              <w:tc>
+                <w:tcPr>
+                  <w:tcBorders>
+                    <w:top w:val="single" w:space="0" w:color="D3D3D3"/>
+                    <w:bottom w:val="single" w:space="0" w:color="D3D3D3"/>
+                    <w:start w:val="single" w:space="0" w:color="D3D3D3"/>
+                    <w:end w:val="single" w:space="0" w:color="D3D3D3"/>
+                  </w:tcBorders>
+                </w:tcPr>
+                <w:p>
+                  <w:pPr>
+                    <w:spacing w:before="0" w:after="60"/>
+                    <w:keepNext/>
+                    <w:jc w:val="center"/>
+                  </w:pPr>
+                  <w:r>
+                    <w:rPr>
+                      <w:rFonts w:ascii="Calibri" w:hAnsi="Calibri"/>
+                      <w:sz w:val="20"/>
+                    </w:rPr>
+                    <w:t xml:space="default">0.2</w:t>
                   </w:r>
                 </w:p>
               </w:tc>
@@ -4877,31 +4877,31 @@
                       <w:rFonts w:ascii="Calibri" w:hAnsi="Calibri"/>
                       <w:sz w:val="20"/>
                     </w:rPr>
-                    <w:t xml:space="default">1.5</w:t>
-                  </w:r>
-                </w:p>
-              </w:tc>
-              <w:tc>
-                <w:tcPr>
-                  <w:tcBorders>
-                    <w:top w:val="single" w:space="0" w:color="D3D3D3"/>
-                    <w:bottom w:val="single" w:space="0" w:color="D3D3D3"/>
-                    <w:start w:val="single" w:space="0" w:color="D3D3D3"/>
-                    <w:end w:val="single" w:space="0" w:color="D3D3D3"/>
-                  </w:tcBorders>
-                </w:tcPr>
-                <w:p>
-                  <w:pPr>
-                    <w:spacing w:before="0" w:after="60"/>
-                    <w:keepNext/>
-                    <w:jc w:val="center"/>
-                  </w:pPr>
-                  <w:r>
-                    <w:rPr>
-                      <w:rFonts w:ascii="Calibri" w:hAnsi="Calibri"/>
-                      <w:sz w:val="20"/>
-                    </w:rPr>
-                    <w:t xml:space="default">-4.4, 7.4</w:t>
+                    <w:t xml:space="default">1.6</w:t>
+                  </w:r>
+                </w:p>
+              </w:tc>
+              <w:tc>
+                <w:tcPr>
+                  <w:tcBorders>
+                    <w:top w:val="single" w:space="0" w:color="D3D3D3"/>
+                    <w:bottom w:val="single" w:space="0" w:color="D3D3D3"/>
+                    <w:start w:val="single" w:space="0" w:color="D3D3D3"/>
+                    <w:end w:val="single" w:space="0" w:color="D3D3D3"/>
+                  </w:tcBorders>
+                </w:tcPr>
+                <w:p>
+                  <w:pPr>
+                    <w:spacing w:before="0" w:after="60"/>
+                    <w:keepNext/>
+                    <w:jc w:val="center"/>
+                  </w:pPr>
+                  <w:r>
+                    <w:rPr>
+                      <w:rFonts w:ascii="Calibri" w:hAnsi="Calibri"/>
+                      <w:sz w:val="20"/>
+                    </w:rPr>
+                    <w:t xml:space="default">-4.5, 7.6</w:t>
                   </w:r>
                 </w:p>
               </w:tc>
@@ -4978,31 +4978,31 @@
                       <w:rFonts w:ascii="Calibri" w:hAnsi="Calibri"/>
                       <w:sz w:val="20"/>
                     </w:rPr>
-                    <w:t xml:space="default">1.2</w:t>
-                  </w:r>
-                </w:p>
-              </w:tc>
-              <w:tc>
-                <w:tcPr>
-                  <w:tcBorders>
-                    <w:top w:val="single" w:space="0" w:color="D3D3D3"/>
-                    <w:bottom w:val="single" w:space="0" w:color="D3D3D3"/>
-                    <w:start w:val="single" w:space="0" w:color="D3D3D3"/>
-                    <w:end w:val="single" w:space="0" w:color="D3D3D3"/>
-                  </w:tcBorders>
-                </w:tcPr>
-                <w:p>
-                  <w:pPr>
-                    <w:spacing w:before="0" w:after="60"/>
-                    <w:keepNext/>
-                    <w:jc w:val="center"/>
-                  </w:pPr>
-                  <w:r>
-                    <w:rPr>
-                      <w:rFonts w:ascii="Calibri" w:hAnsi="Calibri"/>
-                      <w:sz w:val="20"/>
-                    </w:rPr>
-                    <w:t xml:space="default">-3.7, 6.2</w:t>
+                    <w:t xml:space="default">1.3</w:t>
+                  </w:r>
+                </w:p>
+              </w:tc>
+              <w:tc>
+                <w:tcPr>
+                  <w:tcBorders>
+                    <w:top w:val="single" w:space="0" w:color="D3D3D3"/>
+                    <w:bottom w:val="single" w:space="0" w:color="D3D3D3"/>
+                    <w:start w:val="single" w:space="0" w:color="D3D3D3"/>
+                    <w:end w:val="single" w:space="0" w:color="D3D3D3"/>
+                  </w:tcBorders>
+                </w:tcPr>
+                <w:p>
+                  <w:pPr>
+                    <w:spacing w:before="0" w:after="60"/>
+                    <w:keepNext/>
+                    <w:jc w:val="center"/>
+                  </w:pPr>
+                  <w:r>
+                    <w:rPr>
+                      <w:rFonts w:ascii="Calibri" w:hAnsi="Calibri"/>
+                      <w:sz w:val="20"/>
+                    </w:rPr>
+                    <w:t xml:space="default">-3.6, 6.3</w:t>
                   </w:r>
                 </w:p>
               </w:tc>
@@ -5164,7 +5164,7 @@
               <w:pStyle w:val="ImageCaption"/>
             </w:pPr>
             <w:r>
-              <w:t xml:space="preserve">Figure 3: Response patterns of kneeling and daily living difficulty at 3months before vs after introduction of flex bearing</w:t>
+              <w:t xml:space="preserve">Figure 3: Response patterns of kneeling and daily living difficulty at 6months before vs after introduction of cr bearing</w:t>
             </w:r>
           </w:p>
           <w:bookmarkEnd w:id="47"/>
@@ -5173,85 +5173,49 @@
     </w:tbl>
     <w:p>
       <w:pPr>
-        <w:pStyle w:val="SourceCode"/>
+        <w:pStyle w:val="BodyText"/>
       </w:pPr>
       <w:r>
-        <w:rPr>
-          <w:rStyle w:val="VerbatimChar"/>
-        </w:rPr>
-        <w:t xml:space="preserve"># weights:  25 (16 variable)</w:t>
-      </w:r>
-      <w:r>
-        <w:br/>
-      </w:r>
-      <w:r>
-        <w:rPr>
-          <w:rStyle w:val="VerbatimChar"/>
-        </w:rPr>
-        <w:t xml:space="preserve">initial  value 299.355452 </w:t>
-      </w:r>
-      <w:r>
-        <w:br/>
-      </w:r>
-      <w:r>
-        <w:rPr>
-          <w:rStyle w:val="VerbatimChar"/>
-        </w:rPr>
-        <w:t xml:space="preserve">iter  10 value 243.673002</w:t>
-      </w:r>
-      <w:r>
-        <w:br/>
-      </w:r>
-      <w:r>
-        <w:rPr>
-          <w:rStyle w:val="VerbatimChar"/>
-        </w:rPr>
-        <w:t xml:space="preserve">iter  20 value 238.986941</w:t>
-      </w:r>
-      <w:r>
-        <w:br/>
-      </w:r>
-      <w:r>
-        <w:rPr>
-          <w:rStyle w:val="VerbatimChar"/>
-        </w:rPr>
-        <w:t xml:space="preserve">iter  30 value 238.884814</w:t>
-      </w:r>
-      <w:r>
-        <w:br/>
-      </w:r>
-      <w:r>
-        <w:rPr>
-          <w:rStyle w:val="VerbatimChar"/>
-        </w:rPr>
-        <w:t xml:space="preserve">iter  30 value 238.884814</w:t>
-      </w:r>
-      <w:r>
-        <w:br/>
-      </w:r>
-      <w:r>
-        <w:rPr>
-          <w:rStyle w:val="VerbatimChar"/>
-        </w:rPr>
-        <w:t xml:space="preserve">iter  30 value 238.884814</w:t>
-      </w:r>
-      <w:r>
-        <w:br/>
-      </w:r>
-      <w:r>
-        <w:rPr>
-          <w:rStyle w:val="VerbatimChar"/>
-        </w:rPr>
-        <w:t xml:space="preserve">final  value 238.884814 </w:t>
-      </w:r>
-      <w:r>
-        <w:br/>
-      </w:r>
-      <w:r>
-        <w:rPr>
-          <w:rStyle w:val="VerbatimChar"/>
-        </w:rPr>
-        <w:t xml:space="preserve">converged</w:t>
+        <w:drawing>
+          <wp:inline>
+            <wp:extent cx="4620126" cy="3696101"/>
+            <wp:effectExtent b="0" l="0" r="0" t="0"/>
+            <wp:docPr descr="" title="" id="49" name="Picture"/>
+            <a:graphic>
+              <a:graphicData uri="http://schemas.openxmlformats.org/drawingml/2006/picture">
+                <pic:pic>
+                  <pic:nvPicPr>
+                    <pic:cNvPr descr="AORACRFlex_files/figure-docx/unnamed-chunk-15-1.png" id="50" name="Picture"/>
+                    <pic:cNvPicPr>
+                      <a:picLocks noChangeArrowheads="1" noChangeAspect="1"/>
+                    </pic:cNvPicPr>
+                  </pic:nvPicPr>
+                  <pic:blipFill>
+                    <a:blip r:embed="rId48"/>
+                    <a:stretch>
+                      <a:fillRect/>
+                    </a:stretch>
+                  </pic:blipFill>
+                  <pic:spPr bwMode="auto">
+                    <a:xfrm>
+                      <a:off x="0" y="0"/>
+                      <a:ext cx="4620126" cy="3696101"/>
+                    </a:xfrm>
+                    <a:prstGeom prst="rect">
+                      <a:avLst/>
+                    </a:prstGeom>
+                    <a:noFill/>
+                    <a:ln w="9525">
+                      <a:noFill/>
+                      <a:headEnd/>
+                      <a:tailEnd/>
+                    </a:ln>
+                  </pic:spPr>
+                </pic:pic>
+              </a:graphicData>
+            </a:graphic>
+          </wp:inline>
+        </w:drawing>
       </w:r>
     </w:p>
     <w:p>
@@ -5271,7 +5235,7 @@
         <w:rPr>
           <w:rStyle w:val="VerbatimChar"/>
         </w:rPr>
-        <w:t xml:space="preserve">initial  value 257.850751 </w:t>
+        <w:t xml:space="preserve">initial  value 253.691868 </w:t>
       </w:r>
       <w:r>
         <w:br/>
@@ -5280,7 +5244,7 @@
         <w:rPr>
           <w:rStyle w:val="VerbatimChar"/>
         </w:rPr>
-        <w:t xml:space="preserve">iter  10 value 223.949410</w:t>
+        <w:t xml:space="preserve">iter  10 value 210.864447</w:t>
       </w:r>
       <w:r>
         <w:br/>
@@ -5289,7 +5253,7 @@
         <w:rPr>
           <w:rStyle w:val="VerbatimChar"/>
         </w:rPr>
-        <w:t xml:space="preserve">iter  20 value 221.821806</w:t>
+        <w:t xml:space="preserve">iter  20 value 209.978902</w:t>
       </w:r>
       <w:r>
         <w:br/>
@@ -5298,25 +5262,7 @@
         <w:rPr>
           <w:rStyle w:val="VerbatimChar"/>
         </w:rPr>
-        <w:t xml:space="preserve">iter  20 value 221.821806</w:t>
-      </w:r>
-      <w:r>
-        <w:br/>
-      </w:r>
-      <w:r>
-        <w:rPr>
-          <w:rStyle w:val="VerbatimChar"/>
-        </w:rPr>
-        <w:t xml:space="preserve">iter  20 value 221.821806</w:t>
-      </w:r>
-      <w:r>
-        <w:br/>
-      </w:r>
-      <w:r>
-        <w:rPr>
-          <w:rStyle w:val="VerbatimChar"/>
-        </w:rPr>
-        <w:t xml:space="preserve">final  value 221.821806 </w:t>
+        <w:t xml:space="preserve">final  value 209.978816 </w:t>
       </w:r>
       <w:r>
         <w:br/>
@@ -5342,7 +5288,7 @@
       <w:tr>
         <w:tc>
           <w:tcPr/>
-          <w:bookmarkStart w:id="51" w:name="fig-model-kneeling"/>
+          <w:bookmarkStart w:id="54" w:name="fig-model-kneeling1"/>
           <w:p>
             <w:pPr>
               <w:pStyle w:val="Compact"/>
@@ -5353,18 +5299,18 @@
                 <wp:inline>
                   <wp:extent cx="4620126" cy="3696101"/>
                   <wp:effectExtent b="0" l="0" r="0" t="0"/>
-                  <wp:docPr descr="" title="" id="49" name="Picture"/>
+                  <wp:docPr descr="" title="" id="52" name="Picture"/>
                   <a:graphic>
                     <a:graphicData uri="http://schemas.openxmlformats.org/drawingml/2006/picture">
                       <pic:pic>
                         <pic:nvPicPr>
-                          <pic:cNvPr descr="AORACRFlex_files/figure-docx/fig-model-kneeling-1.png" id="50" name="Picture"/>
+                          <pic:cNvPr descr="AORACRFlex_files/figure-docx/fig-model-kneeling1-1.png" id="53" name="Picture"/>
                           <pic:cNvPicPr>
                             <a:picLocks noChangeArrowheads="1" noChangeAspect="1"/>
                           </pic:cNvPicPr>
                         </pic:nvPicPr>
                         <pic:blipFill>
-                          <a:blip r:embed="rId48"/>
+                          <a:blip r:embed="rId51"/>
                           <a:stretch>
                             <a:fillRect/>
                           </a:stretch>
@@ -5401,15 +5347,95 @@
               <w:pStyle w:val="ImageCaption"/>
             </w:pPr>
             <w:r>
-              <w:t xml:space="preserve">Figure 4: Adjusted differences in incidence of responses for kneeling difficulty at 3months between pre and post introduction of flex insert</w:t>
+              <w:t xml:space="preserve">Figure 4: Adjusted differences in incidence of responses for kneeling difficulty at 6months between pre and post introduction of cr insert</w:t>
             </w:r>
           </w:p>
-          <w:bookmarkEnd w:id="51"/>
+          <w:bookmarkEnd w:id="54"/>
         </w:tc>
       </w:tr>
     </w:tbl>
-    <w:bookmarkStart w:id="56" w:name="refs"/>
-    <w:bookmarkStart w:id="53" w:name="ref-Benchimol2015"/>
+    <w:tbl>
+      <w:tblPr>
+        <w:tblStyle w:val="Table"/>
+        <w:tblW w:type="pct" w:w="5000"/>
+        <w:tblLook w:firstRow="0" w:lastRow="0" w:firstColumn="0" w:lastColumn="0" w:noHBand="0" w:noVBand="0" w:val="0000"/>
+        <w:jc w:val="start"/>
+        <w:tblLayout w:type="fixed"/>
+      </w:tblPr>
+      <w:tblGrid>
+        <w:gridCol w:w="7920"/>
+      </w:tblGrid>
+      <w:tr>
+        <w:tc>
+          <w:tcPr/>
+          <w:bookmarkStart w:id="58" w:name="fig-model-kneeling2"/>
+          <w:p>
+            <w:pPr>
+              <w:pStyle w:val="Compact"/>
+              <w:jc w:val="center"/>
+            </w:pPr>
+            <w:r>
+              <w:drawing>
+                <wp:inline>
+                  <wp:extent cx="4620126" cy="3696101"/>
+                  <wp:effectExtent b="0" l="0" r="0" t="0"/>
+                  <wp:docPr descr="" title="" id="56" name="Picture"/>
+                  <a:graphic>
+                    <a:graphicData uri="http://schemas.openxmlformats.org/drawingml/2006/picture">
+                      <pic:pic>
+                        <pic:nvPicPr>
+                          <pic:cNvPr descr="AORACRFlex_files/figure-docx/fig-model-kneeling2-1.png" id="57" name="Picture"/>
+                          <pic:cNvPicPr>
+                            <a:picLocks noChangeArrowheads="1" noChangeAspect="1"/>
+                          </pic:cNvPicPr>
+                        </pic:nvPicPr>
+                        <pic:blipFill>
+                          <a:blip r:embed="rId55"/>
+                          <a:stretch>
+                            <a:fillRect/>
+                          </a:stretch>
+                        </pic:blipFill>
+                        <pic:spPr bwMode="auto">
+                          <a:xfrm>
+                            <a:off x="0" y="0"/>
+                            <a:ext cx="4620126" cy="3696101"/>
+                          </a:xfrm>
+                          <a:prstGeom prst="rect">
+                            <a:avLst/>
+                          </a:prstGeom>
+                          <a:noFill/>
+                          <a:ln w="9525">
+                            <a:noFill/>
+                            <a:headEnd/>
+                            <a:tailEnd/>
+                          </a:ln>
+                        </pic:spPr>
+                      </pic:pic>
+                    </a:graphicData>
+                  </a:graphic>
+                </wp:inline>
+              </w:drawing>
+            </w:r>
+          </w:p>
+          <w:p>
+            <w:pPr>
+              <w:jc w:val="center"/>
+            </w:pPr>
+            <w:pPr>
+              <w:jc w:val="start"/>
+              <w:spacing w:before="200"/>
+              <w:pStyle w:val="ImageCaption"/>
+            </w:pPr>
+            <w:r>
+              <w:t xml:space="preserve">Figure 5: Adjusted differences in incidence of low kneeling difficulty at 6months relative to high difficulty between pre and post introduction of cr insert</w:t>
+            </w:r>
+          </w:p>
+          <w:bookmarkEnd w:id="58"/>
+        </w:tc>
+      </w:tr>
+    </w:tbl>
+    <w:bookmarkStart w:id="63" w:name="refs"/>
+    <w:bookmarkStart w:id="60" w:name="ref-Benchimol2015"/>
     <w:p>
       <w:pPr>
         <w:pStyle w:val="Bibliography"/>
@@ -5442,7 +5468,7 @@
       <w:r>
         <w:t xml:space="preserve"> </w:t>
       </w:r>
-      <w:hyperlink r:id="rId52">
+      <w:hyperlink r:id="rId59">
         <w:r>
           <w:rPr>
             <w:rStyle w:val="Hyperlink"/>
@@ -5454,8 +5480,8 @@
         <w:t xml:space="preserve">.</w:t>
       </w:r>
     </w:p>
-    <w:bookmarkEnd w:id="53"/>
-    <w:bookmarkStart w:id="55" w:name="ref-Vandenbroucke2007"/>
+    <w:bookmarkEnd w:id="60"/>
+    <w:bookmarkStart w:id="62" w:name="ref-Vandenbroucke2007"/>
     <w:p>
       <w:pPr>
         <w:pStyle w:val="Bibliography"/>
@@ -5488,7 +5514,7 @@
       <w:r>
         <w:t xml:space="preserve"> </w:t>
       </w:r>
-      <w:hyperlink r:id="rId54">
+      <w:hyperlink r:id="rId61">
         <w:r>
           <w:rPr>
             <w:rStyle w:val="Hyperlink"/>
@@ -5500,9 +5526,9 @@
         <w:t xml:space="preserve">.</w:t>
       </w:r>
     </w:p>
-    <w:bookmarkEnd w:id="55"/>
-    <w:bookmarkEnd w:id="56"/>
-    <w:bookmarkEnd w:id="57"/>
+    <w:bookmarkEnd w:id="62"/>
+    <w:bookmarkEnd w:id="63"/>
+    <w:bookmarkEnd w:id="64"/>
     <w:sectPr/>
   </w:body>
 </w:document>
